--- a/deliverables/04-交付验收与后续规划.docx
+++ b/deliverables/04-交付验收与后续规划.docx
@@ -3535,14 +3535,7 @@
                 <w:rFonts w:ascii="微软雅黑" w:hAnsi="微软雅黑" w:eastAsia="微软雅黑"/>
                 <w:sz w:val="19"/>
               </w:rPr>
-              <w:t xml:space="preserve">前端仍加载分卷与 </w:t>
-            </w:r>
-            <w:r>
-              <w:rPr>
-                <w:rFonts w:ascii="Consolas" w:hAnsi="Consolas" w:eastAsia="Consolas"/>
-                <w:sz w:val="18"/>
-              </w:rPr>
-              <w:t>bm25-idf.js</w:t>
+              <w:t>前端仍加载条文分卷</w:t>
             </w:r>
           </w:p>
         </w:tc>
@@ -3557,7 +3550,7 @@
                 <w:rFonts w:ascii="微软雅黑" w:hAnsi="微软雅黑" w:eastAsia="微软雅黑"/>
                 <w:sz w:val="19"/>
               </w:rPr>
-              <w:t>API 模式首屏 2.15 s（可再降到 1 s 内）</w:t>
+              <w:t>API 模式首屏 0.68 s（可再降到 0.4 s 内）</w:t>
             </w:r>
           </w:p>
         </w:tc>
@@ -4830,7 +4823,7 @@
         <w:br/>
         <w:t>#    浏览器打开 http://127.0.0.1:8000/</w:t>
         <w:br/>
-        <w:t>#    → 首屏约 2.1 秒（纯静态为 4.5 秒）</w:t>
+        <w:t>#    → 首屏约 0.7 秒（纯静态为 4.2 秒）</w:t>
         <w:br/>
         <w:br/>
         <w:t># ③ 跑校验</w:t>
@@ -5100,14 +5093,14 @@
                 <w:b/>
                 <w:sz w:val="19"/>
               </w:rPr>
-              <w:t>2.15 s</w:t>
+              <w:t>0.68 s</w:t>
             </w:r>
             <w:r>
               <w:rPr>
                 <w:rFonts w:ascii="微软雅黑" w:hAnsi="微软雅黑" w:eastAsia="微软雅黑"/>
                 <w:sz w:val="19"/>
               </w:rPr>
-              <w:t xml:space="preserve">；检索 P50 </w:t>
+              <w:t xml:space="preserve">（6.6 倍）；检索 P50 </w:t>
             </w:r>
             <w:r>
               <w:rPr>

--- a/deliverables/04-交付验收与后续规划.docx
+++ b/deliverables/04-交付验收与后续规划.docx
@@ -370,7 +370,7 @@
                 <w:rFonts w:ascii="微软雅黑" w:hAnsi="微软雅黑" w:eastAsia="微软雅黑"/>
                 <w:sz w:val="19"/>
               </w:rPr>
-              <w:t>18,785 部法规 / 338,996 条条文 / 2.71 亿字</w:t>
+              <w:t>18,785 部法规 / 339,351 条条文 / 2.71 亿字</w:t>
             </w:r>
           </w:p>
         </w:tc>
@@ -500,7 +500,7 @@
                 <w:rFonts w:ascii="微软雅黑" w:hAnsi="微软雅黑" w:eastAsia="微软雅黑"/>
                 <w:sz w:val="19"/>
               </w:rPr>
-              <w:t>中文标题 18,725 条（99.68%）</w:t>
+              <w:t>中文标题 18,746 条（99.79%）</w:t>
             </w:r>
           </w:p>
         </w:tc>
@@ -572,7 +572,7 @@
                 <w:rFonts w:ascii="微软雅黑" w:hAnsi="微软雅黑" w:eastAsia="微软雅黑"/>
                 <w:sz w:val="19"/>
               </w:rPr>
-              <w:t>本 4 份</w:t>
+              <w:t>本 11 份</w:t>
             </w:r>
           </w:p>
         </w:tc>
@@ -682,14 +682,14 @@
                 <w:rFonts w:ascii="微软雅黑" w:hAnsi="微软雅黑" w:eastAsia="微软雅黑"/>
                 <w:sz w:val="19"/>
               </w:rPr>
-              <w:t xml:space="preserve"> + </w:t>
+              <w:t xml:space="preserve"/>
             </w:r>
             <w:r>
               <w:rPr>
                 <w:rFonts w:ascii="Consolas" w:hAnsi="Consolas" w:eastAsia="Consolas"/>
                 <w:sz w:val="18"/>
               </w:rPr>
-              <w:t>_work/</w:t>
+              <w:t/>
             </w:r>
           </w:p>
         </w:tc>
@@ -972,7 +972,7 @@
                 <w:rFonts w:ascii="微软雅黑" w:hAnsi="微软雅黑" w:eastAsia="微软雅黑"/>
                 <w:sz w:val="19"/>
               </w:rPr>
-              <w:t>375 个 JS 文件语法</w:t>
+              <w:t>382 个 JS 文件语法</w:t>
             </w:r>
           </w:p>
         </w:tc>
@@ -1028,7 +1028,7 @@
                 <w:rFonts w:ascii="Consolas" w:hAnsi="Consolas" w:eastAsia="Consolas"/>
                 <w:sz w:val="18"/>
               </w:rPr>
-              <w:t>_work/verify.js</w:t>
+              <w:t>tools/verify.js</w:t>
             </w:r>
           </w:p>
         </w:tc>
@@ -1261,7 +1261,7 @@
                 <w:rFonts w:ascii="Consolas" w:hAnsi="Consolas" w:eastAsia="Consolas"/>
                 <w:sz w:val="18"/>
               </w:rPr>
-              <w:t>_work/verify-fulltext.js</w:t>
+              <w:t>tools/verify-fulltext.js</w:t>
             </w:r>
           </w:p>
         </w:tc>
@@ -1407,7 +1407,7 @@
                 <w:rFonts w:ascii="Consolas" w:hAnsi="Consolas" w:eastAsia="Consolas"/>
                 <w:sz w:val="18"/>
               </w:rPr>
-              <w:t>_work/check-i18n.js</w:t>
+              <w:t>tools/check-i18n.js</w:t>
             </w:r>
           </w:p>
         </w:tc>
@@ -1424,7 +1424,7 @@
                 <w:rFonts w:ascii="微软雅黑" w:hAnsi="微软雅黑" w:eastAsia="微软雅黑"/>
                 <w:sz w:val="19"/>
               </w:rPr>
-              <w:t>5 语种 × 829 键</w:t>
+              <w:t>5 语种 × 870 键</w:t>
             </w:r>
           </w:p>
         </w:tc>
@@ -1480,7 +1480,7 @@
                 <w:rFonts w:ascii="Consolas" w:hAnsi="Consolas" w:eastAsia="Consolas"/>
                 <w:sz w:val="18"/>
               </w:rPr>
-              <w:t>_work/scan-forbidden2.js</w:t>
+              <w:t>tools/scan-forbidden2.js</w:t>
             </w:r>
           </w:p>
         </w:tc>
@@ -2491,7 +2491,7 @@
           <w:rFonts w:ascii="Consolas" w:hAnsi="Consolas" w:eastAsia="Consolas"/>
           <w:sz w:val="18"/>
         </w:rPr>
-        <w:t>A2  法规数与 laws/ 一致（18,785）/ 条文数（338,996）</w:t>
+        <w:t>A2  法规数与 laws/ 一致（18,785）/ 条文数（339,351）</w:t>
       </w:r>
       <w:r>
         <w:rPr>
@@ -4283,7 +4283,7 @@
                 <w:rFonts w:ascii="微软雅黑" w:hAnsi="微软雅黑" w:eastAsia="微软雅黑"/>
                 <w:sz w:val="19"/>
               </w:rPr>
-              <w:t>60 部</w:t>
+              <w:t>39 部</w:t>
             </w:r>
           </w:p>
         </w:tc>
@@ -6067,7 +6067,7 @@
                 <w:b/>
                 <w:sz w:val="19"/>
               </w:rPr>
-              <w:t>补 60 部缺失标题</w:t>
+              <w:t>补 39 部缺失标题</w:t>
             </w:r>
           </w:p>
         </w:tc>
@@ -6779,7 +6779,7 @@
           <w:rFonts w:ascii="Consolas" w:hAnsi="Consolas" w:eastAsia="Consolas"/>
           <w:sz w:val="18"/>
         </w:rPr>
-        <w:t>#    → 首页应显示 18,785 部法规 / 338,996 条条文</w:t>
+        <w:t>#    → 首页应显示 18,785 部法规 / 339,351 条条文</w:t>
       </w:r>
       <w:r>
         <w:rPr>
@@ -6919,7 +6919,7 @@
           <w:rFonts w:ascii="Consolas" w:hAnsi="Consolas" w:eastAsia="Consolas"/>
           <w:sz w:val="18"/>
         </w:rPr>
-        <w:t>node _work/verify.js</w:t>
+        <w:t>node tools/verify.js</w:t>
       </w:r>
       <w:r>
         <w:rPr>
@@ -6961,7 +6961,7 @@
           <w:rFonts w:ascii="Consolas" w:hAnsi="Consolas" w:eastAsia="Consolas"/>
           <w:sz w:val="18"/>
         </w:rPr>
-        <w:t>node _work/verify-fulltext.js</w:t>
+        <w:t>node tools/verify-fulltext.js</w:t>
       </w:r>
       <w:r>
         <w:rPr>
@@ -6989,7 +6989,7 @@
           <w:rFonts w:ascii="Consolas" w:hAnsi="Consolas" w:eastAsia="Consolas"/>
           <w:sz w:val="18"/>
         </w:rPr>
-        <w:t>node _work/check-i18n.js</w:t>
+        <w:t>node tools/check-i18n.js</w:t>
       </w:r>
       <w:r>
         <w:rPr>
@@ -7003,7 +7003,7 @@
           <w:rFonts w:ascii="Consolas" w:hAnsi="Consolas" w:eastAsia="Consolas"/>
           <w:sz w:val="18"/>
         </w:rPr>
-        <w:t>node _work/scan-forbidden2.js</w:t>
+        <w:t>node tools/scan-forbidden2.js</w:t>
       </w:r>
       <w:r>
         <w:rPr>
@@ -7242,7 +7242,7 @@
                 <w:rFonts w:ascii="微软雅黑" w:hAnsi="微软雅黑" w:eastAsia="微软雅黑"/>
                 <w:sz w:val="19"/>
               </w:rPr>
-              <w:t>12 法域 · 18,785 部法规 · 338,996 条条文 · 2.71 亿字</w:t>
+              <w:t>12 法域 · 18,785 部法规 · 339,351 条条文 · 2.71 亿字</w:t>
             </w:r>
           </w:p>
         </w:tc>
@@ -7298,7 +7298,7 @@
                 <w:rFonts w:ascii="微软雅黑" w:hAnsi="微软雅黑" w:eastAsia="微软雅黑"/>
                 <w:sz w:val="19"/>
               </w:rPr>
-              <w:t>译文 1,566 部 / 60,084 条；中文标题覆盖 99.68%；界面 6 语种</w:t>
+              <w:t>译文 1,566 部 / 60,084 条；中文标题覆盖 99.79%；界面 6 语种</w:t>
             </w:r>
           </w:p>
         </w:tc>
